--- a/Vulnerability_Report_OmarBaydoun.docx
+++ b/Vulnerability_Report_OmarBaydoun.docx
@@ -372,7 +372,7 @@
                 <w:sz w:val="12"/>
                 <w:szCs w:val="12"/>
               </w:rPr>
-              <w:t>CVSS 3.1: AV:N/AC:H/PR:N/UI:N/S:U/C:H/I:L/A:N</w:t>
+              <w:t>CVSS 3.1: AV:N/AC:H/PR:N/UI:N/S:U/C:H/I:H/A:N</w:t>
             </w:r>
           </w:p>
         </w:tc>
@@ -394,7 +394,7 @@
                 <w:sz w:val="15"/>
                 <w:szCs w:val="15"/>
               </w:rPr>
-              <w:t>6.5</w:t>
+              <w:t>7.4</w:t>
             </w:r>
           </w:p>
         </w:tc>
@@ -502,7 +502,7 @@
                 <w:sz w:val="12"/>
                 <w:szCs w:val="12"/>
               </w:rPr>
-              <w:t>CVSS 3.1: AV:L/AC:L/PR:N/UI:N/S:U/C:L/I:L/A:H</w:t>
+              <w:t>CVSS 3.1: AV:L/AC:L/PR:N/UI:R/S:U/C:L/I:L/A:L</w:t>
             </w:r>
           </w:p>
         </w:tc>
@@ -524,7 +524,7 @@
                 <w:sz w:val="15"/>
                 <w:szCs w:val="15"/>
               </w:rPr>
-              <w:t>6.0</w:t>
+              <w:t>5.3</w:t>
             </w:r>
           </w:p>
         </w:tc>
@@ -632,7 +632,7 @@
                 <w:sz w:val="12"/>
                 <w:szCs w:val="12"/>
               </w:rPr>
-              <w:t>CVSS 3.1: AV:P/AC:L/PR:N/UI:N/S:U/C:H/I:N/A:N</w:t>
+              <w:t>CVSS 3.1: AV:L/AC:L/PR:L/UI:N/S:U/C:H/I:N/A:N</w:t>
             </w:r>
           </w:p>
         </w:tc>
@@ -654,7 +654,7 @@
                 <w:sz w:val="15"/>
                 <w:szCs w:val="15"/>
               </w:rPr>
-              <w:t>5.3</w:t>
+              <w:t>5.5</w:t>
             </w:r>
           </w:p>
         </w:tc>
